--- a/ky/wisdom-stories/lawful-morsel.docx
+++ b/ky/wisdom-stories/lawful-morsel.docx
@@ -20,7 +20,7 @@
           <w:sz w:val="34"/>
           <w:lang w:val="ky-KG"/>
         </w:rPr>
-        <w:t>Адал ырыскы</w:t>
+        <w:t>Адал тилке</w:t>
       </w:r>
       <w:bookmarkEnd w:id="10114"/>
     </w:p>
@@ -57,7 +57,7 @@
           <w:sz w:val="22"/>
           <w:lang w:val="ky-KG"/>
         </w:rPr>
-        <w:t>Мүнөзү таза бала өстүрүү үчүн аны адал ырыскы менен багуу керек.</w:t>
+        <w:t>Мүнөзү таза бала өстүрүү үчүн аны адал тилке менен багуу керек.</w:t>
       </w:r>
     </w:p>
     <w:p>
@@ -93,7 +93,7 @@
           <w:sz w:val="22"/>
           <w:lang w:val="ky-KG"/>
         </w:rPr>
-        <w:t>Сабак: Баланын тарбиясына айткан сөзүң да, тапкан ырыскың да таасир этет. Адал эмгек, таза абийир менен үлгү бол.</w:t>
+        <w:t>Сабак: Баланын адеп-ахлактык тарбиясы дасторконго коюлган тилкеден башталат. Адал эмгек менен таза ырыскы — соо адептин негизи.</w:t>
       </w:r>
     </w:p>
     <w:p>
@@ -112,7 +112,7 @@
           <w:sz w:val="18"/>
           <w:lang w:val="ky-KG"/>
         </w:rPr>
-        <w:t>Окуя ачык интернет булактарынан алынды.</w:t>
+        <w:t>Аңгемелер ачык интернет булактарынан алынган, иллюстрациялар болсо ЖИ менен түзүлгөн.</w:t>
       </w:r>
     </w:p>
     <w:sectPr>
